--- a/klagomål/A 19686-2026 FSC-klagomål.docx
+++ b/klagomål/A 19686-2026 FSC-klagomål.docx
@@ -843,7 +843,7 @@
     <w:r>
       <w:tab/>
       <w:tab/>
-      <w:t>2026-04-23</w:t>
+      <w:t>2026-04-24</w:t>
       <w:br/>
       <w:br/>
     </w:r>

--- a/klagomål/A 19686-2026 FSC-klagomål.docx
+++ b/klagomål/A 19686-2026 FSC-klagomål.docx
@@ -843,7 +843,7 @@
     <w:r>
       <w:tab/>
       <w:tab/>
-      <w:t>2026-04-24</w:t>
+      <w:t>2026-04-25</w:t>
       <w:br/>
       <w:br/>
     </w:r>

--- a/klagomål/A 19686-2026 FSC-klagomål.docx
+++ b/klagomål/A 19686-2026 FSC-klagomål.docx
@@ -843,7 +843,7 @@
     <w:r>
       <w:tab/>
       <w:tab/>
-      <w:t>2026-04-25</w:t>
+      <w:t>2026-04-26</w:t>
       <w:br/>
       <w:br/>
     </w:r>

--- a/klagomål/A 19686-2026 FSC-klagomål.docx
+++ b/klagomål/A 19686-2026 FSC-klagomål.docx
@@ -843,7 +843,7 @@
     <w:r>
       <w:tab/>
       <w:tab/>
-      <w:t>2026-04-26</w:t>
+      <w:t>2026-04-27</w:t>
       <w:br/>
       <w:br/>
     </w:r>

--- a/klagomål/A 19686-2026 FSC-klagomål.docx
+++ b/klagomål/A 19686-2026 FSC-klagomål.docx
@@ -843,7 +843,7 @@
     <w:r>
       <w:tab/>
       <w:tab/>
-      <w:t>2026-04-27</w:t>
+      <w:t>2026-04-28</w:t>
       <w:br/>
       <w:br/>
     </w:r>

--- a/klagomål/A 19686-2026 FSC-klagomål.docx
+++ b/klagomål/A 19686-2026 FSC-klagomål.docx
@@ -843,7 +843,7 @@
     <w:r>
       <w:tab/>
       <w:tab/>
-      <w:t>2026-04-28</w:t>
+      <w:t>2026-04-29</w:t>
       <w:br/>
       <w:br/>
     </w:r>

--- a/klagomål/A 19686-2026 FSC-klagomål.docx
+++ b/klagomål/A 19686-2026 FSC-klagomål.docx
@@ -843,7 +843,7 @@
     <w:r>
       <w:tab/>
       <w:tab/>
-      <w:t>2026-04-29</w:t>
+      <w:t>2026-04-30</w:t>
       <w:br/>
       <w:br/>
     </w:r>

--- a/klagomål/A 19686-2026 FSC-klagomål.docx
+++ b/klagomål/A 19686-2026 FSC-klagomål.docx
@@ -843,7 +843,7 @@
     <w:r>
       <w:tab/>
       <w:tab/>
-      <w:t>2026-04-30</w:t>
+      <w:t>2026-05-01</w:t>
       <w:br/>
       <w:br/>
     </w:r>

--- a/klagomål/A 19686-2026 FSC-klagomål.docx
+++ b/klagomål/A 19686-2026 FSC-klagomål.docx
@@ -843,7 +843,7 @@
     <w:r>
       <w:tab/>
       <w:tab/>
-      <w:t>2026-05-01</w:t>
+      <w:t>2026-05-02</w:t>
       <w:br/>
       <w:br/>
     </w:r>

--- a/klagomål/A 19686-2026 FSC-klagomål.docx
+++ b/klagomål/A 19686-2026 FSC-klagomål.docx
@@ -173,7 +173,7 @@
     </w:p>
     <w:p>
       <w:r>
-        <w:t>Nedan presenteras fynd av naturvårdsarter och fridlysta arter som gjorts i det avverkningsanmälda området, samt relevanta utdrag ur standarderna för FSC, Chain of Custody, Controlled Wood och PEFC. I BILAGA 1 finns artfakta om fridlysta arter.</w:t>
+        <w:t>Nedan presenteras fynd av naturvårdsarter och fridlysta arter som gjorts i det avverkningsanmälda området, samt relevanta utdrag ur standarderna för FSC, Chain of Custody, Controlled Wood och PEFC. I BILAGA 1 finns artfakta om fridlysta och rödlistade arter.</w:t>
       </w:r>
     </w:p>
     <w:p>
@@ -191,7 +191,7 @@
     </w:p>
     <w:p>
       <w:r>
-        <w:t>I avverkningsanmälan har följande 1 naturvårdsarter hittats: talltita (NT, §4). Av dessa är 1 rödlistade. För rödlistade arter har rödlistekategorin angivits inom parentes. För fridlysta arter anges även paragrafen i Artskyddsförordningen som arten är fridlyst enligt.</w:t>
+        <w:t>I avverkningsanmälan har följande 5 naturvårdsarter hittats: garnlav (NT), spillkråka (NT, §4), talltita (NT, §4), mindre märgborre (S) och revlummer (§9). Av dessa är 3 rödlistade. För rödlistade arter har rödlistekategorin angivits inom parentes. Arter som är signalarter enligt Skogsstyrelsen har markerats med (S). För fridlysta arter anges även paragrafen i Artskyddsförordningen som arten är fridlyst enligt.</w:t>
       </w:r>
     </w:p>
     <w:p>
@@ -206,7 +206,7 @@
       <w:r>
         <w:drawing>
           <wp:inline xmlns:a="http://schemas.openxmlformats.org/drawingml/2006/main" xmlns:pic="http://schemas.openxmlformats.org/drawingml/2006/picture">
-            <wp:extent cx="5486400" cy="3198901"/>
+            <wp:extent cx="5486400" cy="3192504"/>
             <wp:docPr id="1" name="Picture 1"/>
             <wp:cNvGraphicFramePr>
               <a:graphicFrameLocks noChangeAspect="1"/>
@@ -227,7 +227,7 @@
                   <pic:spPr>
                     <a:xfrm>
                       <a:off x="0" y="0"/>
-                      <a:ext cx="5486400" cy="3198901"/>
+                      <a:ext cx="5486400" cy="3192504"/>
                     </a:xfrm>
                     <a:prstGeom prst="rect"/>
                   </pic:spPr>
@@ -247,30 +247,32 @@
       </w:r>
     </w:p>
     <w:p>
-      <w:pPr>
-        <w:pStyle w:val="Heading1"/>
-      </w:pPr>
-      <w:r>
-        <w:t>Fridlysta arter</w:t>
-      </w:r>
-    </w:p>
-    <w:p>
-      <w:r>
-        <w:t>Följande fridlysta arter har sina livsmiljöer och växtplatser i den avverkningsanmälda skogen: talltita (NT, §4).</w:t>
-      </w:r>
-    </w:p>
-    <w:p>
-      <w:r>
-        <w:t xml:space="preserve">Observera att medlemsländerna är skyldiga att agera i enlighet med EU:s fågeldirektiv där det uttryckligen står att direktivet gäller för fåglar samt för deras ägg, bon och </w:t>
-      </w:r>
       <w:r>
         <w:rPr>
           <w:b/>
         </w:rPr>
-        <w:t xml:space="preserve">livsmiljöer </w:t>
-      </w:r>
-      <w:r>
-        <w:t>(artikel 1). Vidare att de åtgärder som vidtas inte får leda till en försämring av den nuvarande situationen beträffande bevarandet av de fågelarter som avses i artikel 1 (artikel 13). Fågeldirektivet är styrande för tillsynsansvariga myndigheters ärendehantering, ställningstaganden och beslutsfattande.</w:t>
+        <w:t>Garnlav (VU)</w:t>
+      </w:r>
+      <w:r>
+        <w:t xml:space="preserve"> är en utpräglad barrskogsart som ibland kan drapera träden i norrländska grannaturskogar med hög luftfuktighet. Den förekommer även i talldominerade bestånd där den, förutom i trädens grenverk, påträffas hängande över ojämnheter i tallbarken. Arten har minskat starkt i södra och mellersta Sverige och den minskar även i sitt nordliga utbredningsområde. Minskningstakten uppgår till 30 (20–50) % inom 50 år och överstiger gränsvärdet för Sårbar (VU). Orsaken till tillbakagången beror främst på slutavverkningar av naturskogsartade skogar. Bestånd med riklig förekomst bör regelmässigt sparas, vilket även gynnar flera andra sällsynta och rödlistade arter. Garnlav är värdväxt för den mycket sällsynta och akut hotade fjärilen barrskogslavfly (CR) som hör hemma i boreala barrskogar med riklig förekomst av värdväxten. Tidigare kunde arten konstateras årligen på flera platser vid Dala-Floda i Dalarna innan lokalerna kalavverkades. Senaste fyndet i landet av barrskogslavfly är från år 2000 då den påträffades vid Högberget i Sollefteå kommun. Garnlav är typisk art för </w:t>
+      </w:r>
+      <w:r>
+        <w:rPr>
+          <w:i/>
+        </w:rPr>
+        <w:t xml:space="preserve">9010 Taiga </w:t>
+      </w:r>
+      <w:r>
+        <w:t>och</w:t>
+      </w:r>
+      <w:r>
+        <w:rPr>
+          <w:i/>
+        </w:rPr>
+        <w:t xml:space="preserve"> 9070 Trädklädd betesmark</w:t>
+      </w:r>
+      <w:r>
+        <w:t xml:space="preserve"> (SLU Artdatabanken, 2026).</w:t>
       </w:r>
     </w:p>
     <w:p>
@@ -278,15 +280,28 @@
         <w:rPr>
           <w:b/>
         </w:rPr>
-        <w:t>Talltita (NT, §4)</w:t>
-      </w:r>
-      <w:r>
-        <w:t>, rödlistad som nära hotad och prioriterad art i Skogsvårdslagen, har häckningsrevir i anmälan. Arten har minskat kraftigt de senaste 30 åren och minskningstakten innevarande 10-årsperiod beräknas till 20 (10–30) %. Talltitan är synnerligen trogen sitt cirka 15 hektar stora revir och är beroende av flerskiktade olikåldriga skogar för att kunna föda upp sina ungar. Talltitan försvinner om dess livsmiljö kalavverkas (Eggers &amp; Low, 2014; Ekman, 1979; Griesser et al, 2007; Klein, 2020; Siffczyk et al, 2003; SLU Artdatabanken, 2021).</w:t>
-      </w:r>
-    </w:p>
-    <w:p>
-      <w:r>
-        <w:t>I BILAGA 1 finns mer detaljerad information om ekologi samt krav på livsmiljö hos fridlysta arter.</w:t>
+        <w:t>Mindre märgborre</w:t>
+      </w:r>
+      <w:r>
+        <w:t xml:space="preserve"> är en signalart för tallskog med höga naturvärden och betraktas tillsammans med skarptandad barkborre som nyckelarter för ett antal sällsynta åtgärdsprogramsarter som är beroende av deras gångsystem. Bland dessa kan nämnas avlång barkborre (VU), </w:t>
+      </w:r>
+      <w:r>
+        <w:rPr>
+          <w:i/>
+        </w:rPr>
+        <w:t>Corticeus longulus</w:t>
+      </w:r>
+      <w:r>
+        <w:t xml:space="preserve"> (VU), tallgångbagge (VU), cholodkovskys bastborre (NT) och tallbarksvartbagge (NT). Den mindre märgborrens måsvingeliknande gnaggångar är lätta att känna igen och hittas ofta på grova tallgrenar på marken. Rika förekomster av främst mindre märgborre men även skarptandad barkborre är en signal för artrikedom och inventeringar har visat att det är i skogar med en naturlig självgallring som det skapas förutsättningar för dessa arter samt de efterföljande åtgärdsprogramsarterna. Tallskogar med stark förekomst av mindre märgborre och skarptandad barkborre bör avsättas som reservat. Generellt bör hänsyn tas vid slutavverkning av talldominerad skog så att avverkningsrester som gren- och toppdelar lämnas. Mindre märgborre är typisk art för </w:t>
+      </w:r>
+      <w:r>
+        <w:rPr>
+          <w:i/>
+        </w:rPr>
+        <w:t>9060 Åsbarrskog</w:t>
+      </w:r>
+      <w:r>
+        <w:t xml:space="preserve"> (SLU Artdatabanken, 2026; Pettersson, 2014; Hedgren, 2012; Gunnarsson m fl., 1999).</w:t>
       </w:r>
     </w:p>
     <w:p>
@@ -294,6 +309,78 @@
         <w:pStyle w:val="Heading1"/>
       </w:pPr>
       <w:r>
+        <w:t>Fridlysta arter</w:t>
+      </w:r>
+    </w:p>
+    <w:p>
+      <w:r>
+        <w:t>Följande fridlysta arter har sina livsmiljöer och växtplatser i den avverkningsanmälda skogen: spillkråka (NT, §4), talltita (NT, §4) och revlummer (§9).</w:t>
+      </w:r>
+    </w:p>
+    <w:p>
+      <w:r>
+        <w:t xml:space="preserve">Observera att medlemsländerna är skyldiga att agera i enlighet med EU:s fågeldirektiv där det uttryckligen står att direktivet gäller för fåglar samt för deras ägg, bon och </w:t>
+      </w:r>
+      <w:r>
+        <w:rPr>
+          <w:b/>
+        </w:rPr>
+        <w:t xml:space="preserve">livsmiljöer </w:t>
+      </w:r>
+      <w:r>
+        <w:t>(artikel 1). Vidare att de åtgärder som vidtas inte får leda till en försämring av den nuvarande situationen beträffande bevarandet av de fågelarter som avses i artikel 1 (artikel 13). Fågeldirektivet är styrande för tillsynsansvariga myndigheters ärendehantering, ställningstaganden och beslutsfattande.</w:t>
+      </w:r>
+    </w:p>
+    <w:p>
+      <w:r>
+        <w:rPr>
+          <w:b/>
+        </w:rPr>
+        <w:t>Spillkråka (§4)</w:t>
+      </w:r>
+      <w:r>
+        <w:t xml:space="preserve"> omfattas av bilaga 1 i EU:s fågeldirektiv och är typisk art för </w:t>
+      </w:r>
+      <w:r>
+        <w:rPr>
+          <w:i/>
+        </w:rPr>
+        <w:t xml:space="preserve">9010 Taiga </w:t>
+      </w:r>
+      <w:r>
+        <w:t>och</w:t>
+      </w:r>
+      <w:r>
+        <w:rPr>
+          <w:i/>
+        </w:rPr>
+        <w:t xml:space="preserve"> 9740 Skogsbevuxen myr</w:t>
+      </w:r>
+      <w:r>
+        <w:t>. Den behöver grova träd, främst tall, asp och bok som boträd. Skogsbruk med korta omloppstider och täta, homogena ungskogar utgör det största hotet. Spillkråka är en nyckelart i skogliga miljöer vars övergivna bohål utnyttjas av flera andra hålhäckande fågelarter och fladdermöss, däribland pärluggla (EN, §4), knipa (§4), salskrake (§4) och skogsduva (§4). Hökuggla (VU, §4) och slaguggla (§4) häckar ofta i högstubbar som brutits av i höjd med ett gammalt spillkråkebo (SLU Artdatabanken, 2026; Skogsstyrelsen, 2016).</w:t>
+      </w:r>
+    </w:p>
+    <w:p>
+      <w:r>
+        <w:rPr>
+          <w:b/>
+        </w:rPr>
+        <w:t>Talltita (NT, §4)</w:t>
+      </w:r>
+      <w:r>
+        <w:t>, rödlistad som nära hotad och prioriterad art i Skogsvårdslagen, har häckningsrevir i anmälan. Arten har minskat kraftigt de senaste 30 åren och minskningstakten innevarande 10-årsperiod beräknas till 20 (10–30) %. Talltitan är synnerligen trogen sitt cirka 15 hektar stora revir och är beroende av flerskiktade olikåldriga skogar för att kunna föda upp sina ungar. Talltitan försvinner om dess livsmiljö kalavverkas (Eggers &amp; Low, 2014; Ekman, 1979; Griesser et al, 2007; Klein, 2020; Siffczyk et al, 2003; SLU Artdatabanken, 2021).</w:t>
+      </w:r>
+    </w:p>
+    <w:p>
+      <w:r>
+        <w:t>I BILAGA 1 finns mer detaljerad information om ekologi samt krav på livsmiljö hos fridlysta arter.</w:t>
+      </w:r>
+    </w:p>
+    <w:p>
+      <w:pPr>
+        <w:pStyle w:val="Heading1"/>
+      </w:pPr>
+      <w:r>
         <w:t>Certifiering</w:t>
       </w:r>
     </w:p>
@@ -395,7 +482,7 @@
         <w:rPr>
           <w:i/>
         </w:rPr>
-        <w:t>I det avverkningsanmälda skogsområdet har 1 naturvårdsarter varav 1 rödlistade arter sina livsmiljöer och växtplatser.</w:t>
+        <w:t>I det avverkningsanmälda skogsområdet har 5 naturvårdsarter varav 3 rödlistade arter sina livsmiljöer och växtplatser.</w:t>
       </w:r>
     </w:p>
     <w:p>
@@ -592,7 +679,275 @@
         <w:pStyle w:val="Title"/>
       </w:pPr>
       <w:r>
-        <w:t>BILAGA 1 – Fridlysta arter</w:t>
+        <w:t>BILAGA 1 –</w:t>
+        <w:br/>
+        <w:t>Fridlysta och rödlistade arter</w:t>
+      </w:r>
+    </w:p>
+    <w:p>
+      <w:pPr>
+        <w:pStyle w:val="Heading1"/>
+      </w:pPr>
+      <w:r>
+        <w:t>Mindre märgborre – ekologi samt krav på livsmiljön</w:t>
+      </w:r>
+    </w:p>
+    <w:p>
+      <w:r>
+        <w:t xml:space="preserve">Mindre märgborre är en signalart för tallskog med höga naturvärden och kan lätt konstateras genom sina karaktäristiska måsvingeliknande gnagspår som ofta hittas på grova tallgrenar på marken. Mindre märgborre betraktas tillsammans med skarptandad barkborre som nyckelarter, eftersom en rad sällsynta efterföljande arter är beroende av deras gångsystem. Bland dessa kan nämnas åtgärdsprogramsarterna avlång barkborre (VU), </w:t>
+      </w:r>
+      <w:r>
+        <w:rPr>
+          <w:i/>
+        </w:rPr>
+        <w:t>Corticeus longulus</w:t>
+      </w:r>
+      <w:r>
+        <w:t xml:space="preserve"> (VU), tallgångbagge (VU), cholodkovskys bastborre (NT) och tallbarksvartbagge (NT) (Pettersson, 2014; Gunnarsson m fl., 1999).</w:t>
+      </w:r>
+    </w:p>
+    <w:p>
+      <w:r>
+        <w:t>Tallskogar tillhör de livsmiljöer som förändrats i stor skala, där många kvadratmil har omvandlats till unga produktionsskogar. I sådana skogar saknas förutsättningar för de ovannämnda sällsynta barkborrarna och alltmer kunskap tyder på att skogsbrukets omvandling av skogslandskapet, missgynnar åtgärdsprogrammets arter även inne i skyddade områden (Hedgren, 2012; Hedgren m.fl., 2010; Wikars m.fl., 2010; Wikars, 2009). Orsaken är sannolikt att dagens intensiva skogsbruk trivialiserar faunan på nydöda träd. Detta sker genom att generalister förökas upp i sådan grad i den brukade skogen att dessa även kommer att dominera i de för hållandevis små och fragmenterade områden som avsätts för naturvård (Appelqvist, 2005; Janzen, 1983; Ås, 1999).</w:t>
+      </w:r>
+    </w:p>
+    <w:p>
+      <w:r>
+        <w:t>Ett tydligt exempel på en generalist som gynnas av dagens skogsbruk är större märgborre på nydöd tall. Denna utvecklas förutom i vindfällen gärna i avverkningsavfall, inklusive avverkningsstubbar och röjningsstammar. Därmed har den större märgborren möjlighet att upprätthålla stora och stabila populationer på huvuddelen av landets skogsmark, vilket leder till en trivialisering av faunan. Större märgborre inverkar sannolikt direkt negativt på arter som tolvtandad barkborre (EN) och avlång barkborre (VU), och indirekt på de som är gynnade av blånadssvampar, dvs. följearter till framförallt mindre märgborre och skarptandad barkborre. De barkborrar som missgynnas av större märgborre är i mycket högre grad gynnade av tallar som dör genom självgallring, dvs. i normalfallet skog som inte används till skogsproduktion (Pettersson, 2014; Wikars, skriftl.).</w:t>
+      </w:r>
+    </w:p>
+    <w:p>
+      <w:r>
+        <w:t xml:space="preserve">Rika förekomster av främst mindre märgborre men även skarptandad barkborre är en signal för artrikedom och inventeringar har visat att det är i skogar med en naturlig självgallring som det skapas förutsättningar för dessa arter samt de efterföljande åtgärdsprogramsarterna (Pettersson, 2014; Hedgren, 2012). Tallskogar med stark förekomst av mindre märgborre och skarptandad barkborre bör avsättas som reservat. Generellt bör hänsyn tas vid slutavverkning av talldominerad skog så att avverkningsrester som gren- och toppdelar (s.k. GROT) lämnas. Mindre märgborre är typisk art för </w:t>
+      </w:r>
+      <w:r>
+        <w:rPr>
+          <w:i/>
+        </w:rPr>
+        <w:t>9060 Åsbarrskog</w:t>
+      </w:r>
+      <w:r>
+        <w:t xml:space="preserve"> (Pettersson, 2014; SLU Artdatabanken, 2026).</w:t>
+      </w:r>
+    </w:p>
+    <w:p>
+      <w:pPr>
+        <w:pStyle w:val="Heading2"/>
+      </w:pPr>
+      <w:r>
+        <w:t>Referenser – mindre märgborre</w:t>
+      </w:r>
+    </w:p>
+    <w:p>
+      <w:r>
+        <w:t xml:space="preserve">Appelqvist, T., 2005. </w:t>
+      </w:r>
+      <w:r>
+        <w:rPr>
+          <w:i/>
+        </w:rPr>
+        <w:t>Naturvårdsbiologisk forskning. Underlag för områdesskydd i landskapet.</w:t>
+      </w:r>
+      <w:r>
+        <w:t xml:space="preserve"> Naturvårdsverket, Rapport 5452.</w:t>
+      </w:r>
+    </w:p>
+    <w:p>
+      <w:r>
+        <w:t xml:space="preserve">Gunnarsson, B., Pettersson, R. B., Hake, M. och Hultengren, S. &amp; Sjöberg, K., 1999. </w:t>
+      </w:r>
+      <w:r>
+        <w:rPr>
+          <w:i/>
+        </w:rPr>
+        <w:t xml:space="preserve">Spindlar och skalbaggar som indikatorer i barrskog. </w:t>
+      </w:r>
+      <w:r>
+        <w:t>Skog &amp; Forskning, Nr. 2/99, s. 46–51.</w:t>
+      </w:r>
+    </w:p>
+    <w:p>
+      <w:r>
+        <w:t xml:space="preserve">Hedgren, O., 2012. </w:t>
+      </w:r>
+      <w:r>
+        <w:rPr>
+          <w:i/>
+        </w:rPr>
+        <w:t>Hotade insekter på tallved i Dalarna.</w:t>
+      </w:r>
+      <w:r>
+        <w:t xml:space="preserve"> Länsstyrelsen Dalarna, Naturvårdsenheten. Rapport 2012:16.</w:t>
+      </w:r>
+    </w:p>
+    <w:p>
+      <w:r>
+        <w:t xml:space="preserve">Hedgren, O. 2010. </w:t>
+      </w:r>
+      <w:r>
+        <w:rPr>
+          <w:i/>
+        </w:rPr>
+        <w:t>Vedinsekter i tallskog och på brandfält i Värmland.</w:t>
+      </w:r>
+      <w:r>
+        <w:t xml:space="preserve"> Länsstyrelsen Värmland, Stencil, 39 s.</w:t>
+      </w:r>
+    </w:p>
+    <w:p>
+      <w:r>
+        <w:t xml:space="preserve">Janzen, D. H., 1983. </w:t>
+      </w:r>
+      <w:r>
+        <w:rPr>
+          <w:i/>
+        </w:rPr>
+        <w:t>No park is an island: Increase in interference from outside as park size decreases</w:t>
+      </w:r>
+      <w:r>
+        <w:t>. Oikos 41: 402–410.</w:t>
+      </w:r>
+    </w:p>
+    <w:p>
+      <w:r>
+        <w:t xml:space="preserve">Jonsell, M., Weslien, J. &amp; Ehn ström, B., 1998. </w:t>
+      </w:r>
+      <w:r>
+        <w:rPr>
+          <w:i/>
+        </w:rPr>
+        <w:t>Substrate requirements of red-listed saproxylic invertebrates in Sweden</w:t>
+      </w:r>
+      <w:r>
+        <w:t>. Biodiversity and Conserv. 7: 749–764.</w:t>
+      </w:r>
+    </w:p>
+    <w:p>
+      <w:r>
+        <w:t xml:space="preserve">Pettersson, R. B., 2014). </w:t>
+      </w:r>
+      <w:r>
+        <w:rPr>
+          <w:i/>
+        </w:rPr>
+        <w:t>Åtgärdsprogram för skalbaggar på nyligen död tall, 2014–2018.</w:t>
+      </w:r>
+      <w:r>
+        <w:t xml:space="preserve"> Rapport 6599. Bromma: Naturvårdsverket.</w:t>
+      </w:r>
+    </w:p>
+    <w:p>
+      <w:r>
+        <w:t xml:space="preserve">SLU Artdatabanken, 2026. </w:t>
+      </w:r>
+      <w:r>
+        <w:rPr>
+          <w:i/>
+        </w:rPr>
+        <w:t xml:space="preserve">Artfaktablad. Naturvård – artfakta. </w:t>
+      </w:r>
+      <w:r>
+        <w:t>SLU Artdatabanken, Uppsala.</w:t>
+      </w:r>
+    </w:p>
+    <w:p>
+      <w:r>
+        <w:t xml:space="preserve">Wikars, L.-O., Hansson, J. &amp; Hedgren, O., 2010. </w:t>
+      </w:r>
+      <w:r>
+        <w:rPr>
+          <w:i/>
+        </w:rPr>
+        <w:t>Inventering av vedlevande skalbaggar – tallskogar i Örebro län.</w:t>
+      </w:r>
+      <w:r>
+        <w:t xml:space="preserve"> Länsstyrelsen i Örebro län, publ.nr. 2010:2.</w:t>
+      </w:r>
+    </w:p>
+    <w:p>
+      <w:r>
+        <w:t xml:space="preserve">Wikars, L.-O., 2009. </w:t>
+      </w:r>
+      <w:r>
+        <w:rPr>
+          <w:i/>
+        </w:rPr>
+        <w:t>Vedskalbaggar i Hamra nationalpark, Gävleborgs län.</w:t>
+      </w:r>
+      <w:r>
+        <w:t xml:space="preserve"> Länsstyrelsen Gävleborg, Rapport 2009:14.</w:t>
+      </w:r>
+    </w:p>
+    <w:p>
+      <w:pPr>
+        <w:pStyle w:val="Heading1"/>
+      </w:pPr>
+      <w:r>
+        <w:t>Spillkråka – ekologi samt krav på livsmiljön</w:t>
+      </w:r>
+    </w:p>
+    <w:p>
+      <w:r>
+        <w:t xml:space="preserve">Spillkråka (§4) ingår i bilaga 1 EU:s fågeldirektiv och är typisk art för </w:t>
+      </w:r>
+      <w:r>
+        <w:rPr>
+          <w:i/>
+        </w:rPr>
+        <w:t xml:space="preserve">9010 Taiga </w:t>
+      </w:r>
+      <w:r>
+        <w:t>och</w:t>
+      </w:r>
+      <w:r>
+        <w:rPr>
+          <w:i/>
+        </w:rPr>
+        <w:t xml:space="preserve"> 9740 Skogsbevuxen myr</w:t>
+      </w:r>
+      <w:r>
+        <w:t>. Den lever i både barr- och blandskog liksom i ren lövskog. De tätaste populationerna tenderar att finnas i äldre, variationsrik blandskog med gott om död ved och gamla träd. Varje par utnyttjar 400–1000 hektar skog beroende på skogens kvalitet. Skogsbruk med korta omloppstider och täta, homogena ungskogar utgör det största hotet (SLU Artdatabanken, 2026).</w:t>
+      </w:r>
+    </w:p>
+    <w:p>
+      <w:r>
+        <w:t>Spillkråka är en nyckelart i skogliga miljöer vars övergivna bohål utnyttjas av flera andra hålhäckande fågelarter och fladdermöss, däribland pärluggla (EN, §4), knipa (§4), salskrake (§4) och skogsduva (§4). Hökuggla (VU, §4) och slaguggla (§4) häckar ofta i högstubbar som brutits av i höjd med ett gammalt spillkråkebo (Skogsstyrelsen, 2016).</w:t>
+      </w:r>
+    </w:p>
+    <w:p>
+      <w:pPr>
+        <w:pStyle w:val="Heading2"/>
+      </w:pPr>
+      <w:r>
+        <w:t>Referenser – spillkråka</w:t>
+      </w:r>
+    </w:p>
+    <w:p>
+      <w:r>
+        <w:t xml:space="preserve">Skogsstyrelsen, 2016. </w:t>
+      </w:r>
+      <w:r>
+        <w:rPr>
+          <w:i/>
+        </w:rPr>
+        <w:t xml:space="preserve">Vägledning för hänsyn till spillkråka. </w:t>
+      </w:r>
+      <w:r>
+        <w:t>Vägledningar och kunskapsstöd artskydd – Skogsstyrelsen.</w:t>
+      </w:r>
+    </w:p>
+    <w:p>
+      <w:r>
+        <w:t xml:space="preserve">SLU Artdatabanken, 2026. </w:t>
+      </w:r>
+      <w:r>
+        <w:rPr>
+          <w:i/>
+        </w:rPr>
+        <w:t xml:space="preserve">Artfaktablad. Naturvård – artfakta. </w:t>
+      </w:r>
+      <w:r>
+        <w:t>SLU Artdatabanken, Uppsala.</w:t>
       </w:r>
     </w:p>
     <w:p>
@@ -843,7 +1198,7 @@
     <w:r>
       <w:tab/>
       <w:tab/>
-      <w:t>2026-05-02</w:t>
+      <w:t>2026-05-03</w:t>
       <w:br/>
       <w:br/>
     </w:r>

--- a/klagomål/A 19686-2026 FSC-klagomål.docx
+++ b/klagomål/A 19686-2026 FSC-klagomål.docx
@@ -1198,7 +1198,7 @@
     <w:r>
       <w:tab/>
       <w:tab/>
-      <w:t>2026-05-03</w:t>
+      <w:t>2026-05-04</w:t>
       <w:br/>
       <w:br/>
     </w:r>

--- a/klagomål/A 19686-2026 FSC-klagomål.docx
+++ b/klagomål/A 19686-2026 FSC-klagomål.docx
@@ -1198,7 +1198,7 @@
     <w:r>
       <w:tab/>
       <w:tab/>
-      <w:t>2026-05-04</w:t>
+      <w:t>2026-05-05</w:t>
       <w:br/>
       <w:br/>
     </w:r>

--- a/klagomål/A 19686-2026 FSC-klagomål.docx
+++ b/klagomål/A 19686-2026 FSC-klagomål.docx
@@ -1198,7 +1198,7 @@
     <w:r>
       <w:tab/>
       <w:tab/>
-      <w:t>2026-05-05</w:t>
+      <w:t>2026-05-06</w:t>
       <w:br/>
       <w:br/>
     </w:r>

--- a/klagomål/A 19686-2026 FSC-klagomål.docx
+++ b/klagomål/A 19686-2026 FSC-klagomål.docx
@@ -1198,7 +1198,7 @@
     <w:r>
       <w:tab/>
       <w:tab/>
-      <w:t>2026-05-16</w:t>
+      <w:t>2026-05-17</w:t>
       <w:br/>
       <w:br/>
     </w:r>

--- a/klagomål/A 19686-2026 FSC-klagomål.docx
+++ b/klagomål/A 19686-2026 FSC-klagomål.docx
@@ -1198,7 +1198,7 @@
     <w:r>
       <w:tab/>
       <w:tab/>
-      <w:t>2026-05-17</w:t>
+      <w:t>2026-05-18</w:t>
       <w:br/>
       <w:br/>
     </w:r>

--- a/klagomål/A 19686-2026 FSC-klagomål.docx
+++ b/klagomål/A 19686-2026 FSC-klagomål.docx
@@ -1198,7 +1198,7 @@
     <w:r>
       <w:tab/>
       <w:tab/>
-      <w:t>2026-05-18</w:t>
+      <w:t>2026-05-19</w:t>
       <w:br/>
       <w:br/>
     </w:r>

--- a/klagomål/A 19686-2026 FSC-klagomål.docx
+++ b/klagomål/A 19686-2026 FSC-klagomål.docx
@@ -1198,7 +1198,7 @@
     <w:r>
       <w:tab/>
       <w:tab/>
-      <w:t>2026-05-19</w:t>
+      <w:t>2026-05-20</w:t>
       <w:br/>
       <w:br/>
     </w:r>

--- a/klagomål/A 19686-2026 FSC-klagomål.docx
+++ b/klagomål/A 19686-2026 FSC-klagomål.docx
@@ -1167,7 +1167,7 @@
     <w:r>
       <w:tab/>
       <w:tab/>
-      <w:t>2026-07-13</w:t>
+      <w:t>2026-07-14</w:t>
       <w:br/>
       <w:br/>
     </w:r>

--- a/klagomål/A 19686-2026 FSC-klagomål.docx
+++ b/klagomål/A 19686-2026 FSC-klagomål.docx
@@ -1167,7 +1167,7 @@
     <w:r>
       <w:tab/>
       <w:tab/>
-      <w:t>2026-07-14</w:t>
+      <w:t>2026-07-15</w:t>
       <w:br/>
       <w:br/>
     </w:r>

--- a/klagomål/A 19686-2026 FSC-klagomål.docx
+++ b/klagomål/A 19686-2026 FSC-klagomål.docx
@@ -1167,7 +1167,7 @@
     <w:r>
       <w:tab/>
       <w:tab/>
-      <w:t>2026-07-15</w:t>
+      <w:t>2026-07-16</w:t>
       <w:br/>
       <w:br/>
     </w:r>

--- a/klagomål/A 19686-2026 FSC-klagomål.docx
+++ b/klagomål/A 19686-2026 FSC-klagomål.docx
@@ -1167,7 +1167,7 @@
     <w:r>
       <w:tab/>
       <w:tab/>
-      <w:t>2026-07-16</w:t>
+      <w:t>2026-07-17</w:t>
       <w:br/>
       <w:br/>
     </w:r>

--- a/klagomål/A 19686-2026 FSC-klagomål.docx
+++ b/klagomål/A 19686-2026 FSC-klagomål.docx
@@ -1167,7 +1167,7 @@
     <w:r>
       <w:tab/>
       <w:tab/>
-      <w:t>2026-07-17</w:t>
+      <w:t>2026-07-18</w:t>
       <w:br/>
       <w:br/>
     </w:r>

--- a/klagomål/A 19686-2026 FSC-klagomål.docx
+++ b/klagomål/A 19686-2026 FSC-klagomål.docx
@@ -1167,7 +1167,7 @@
     <w:r>
       <w:tab/>
       <w:tab/>
-      <w:t>2026-07-18</w:t>
+      <w:t>2026-07-19</w:t>
       <w:br/>
       <w:br/>
     </w:r>

--- a/klagomål/A 19686-2026 FSC-klagomål.docx
+++ b/klagomål/A 19686-2026 FSC-klagomål.docx
@@ -1167,7 +1167,7 @@
     <w:r>
       <w:tab/>
       <w:tab/>
-      <w:t>2026-07-19</w:t>
+      <w:t>2026-07-20</w:t>
       <w:br/>
       <w:br/>
     </w:r>

--- a/klagomål/A 19686-2026 FSC-klagomål.docx
+++ b/klagomål/A 19686-2026 FSC-klagomål.docx
@@ -1167,7 +1167,7 @@
     <w:r>
       <w:tab/>
       <w:tab/>
-      <w:t>2026-07-20</w:t>
+      <w:t>2026-07-21</w:t>
       <w:br/>
       <w:br/>
     </w:r>

--- a/klagomål/A 19686-2026 FSC-klagomål.docx
+++ b/klagomål/A 19686-2026 FSC-klagomål.docx
@@ -1167,7 +1167,7 @@
     <w:r>
       <w:tab/>
       <w:tab/>
-      <w:t>2026-07-21</w:t>
+      <w:t>2026-07-22</w:t>
       <w:br/>
       <w:br/>
     </w:r>

--- a/klagomål/A 19686-2026 FSC-klagomål.docx
+++ b/klagomål/A 19686-2026 FSC-klagomål.docx
@@ -1167,7 +1167,7 @@
     <w:r>
       <w:tab/>
       <w:tab/>
-      <w:t>2026-07-22</w:t>
+      <w:t>2026-07-23</w:t>
       <w:br/>
       <w:br/>
     </w:r>

--- a/klagomål/A 19686-2026 FSC-klagomål.docx
+++ b/klagomål/A 19686-2026 FSC-klagomål.docx
@@ -1167,7 +1167,7 @@
     <w:r>
       <w:tab/>
       <w:tab/>
-      <w:t>2026-07-23</w:t>
+      <w:t>2026-07-24</w:t>
       <w:br/>
       <w:br/>
     </w:r>

--- a/klagomål/A 19686-2026 FSC-klagomål.docx
+++ b/klagomål/A 19686-2026 FSC-klagomål.docx
@@ -1167,7 +1167,7 @@
     <w:r>
       <w:tab/>
       <w:tab/>
-      <w:t>2026-07-24</w:t>
+      <w:t>2026-07-25</w:t>
       <w:br/>
       <w:br/>
     </w:r>

--- a/klagomål/A 19686-2026 FSC-klagomål.docx
+++ b/klagomål/A 19686-2026 FSC-klagomål.docx
@@ -1167,7 +1167,7 @@
     <w:r>
       <w:tab/>
       <w:tab/>
-      <w:t>2026-07-25</w:t>
+      <w:t>2026-07-26</w:t>
       <w:br/>
       <w:br/>
     </w:r>

--- a/klagomål/A 19686-2026 FSC-klagomål.docx
+++ b/klagomål/A 19686-2026 FSC-klagomål.docx
@@ -1167,7 +1167,7 @@
     <w:r>
       <w:tab/>
       <w:tab/>
-      <w:t>2026-07-26</w:t>
+      <w:t>2026-07-27</w:t>
       <w:br/>
       <w:br/>
     </w:r>

--- a/klagomål/A 19686-2026 FSC-klagomål.docx
+++ b/klagomål/A 19686-2026 FSC-klagomål.docx
@@ -1167,7 +1167,7 @@
     <w:r>
       <w:tab/>
       <w:tab/>
-      <w:t>2026-07-27</w:t>
+      <w:t>2026-07-28</w:t>
       <w:br/>
       <w:br/>
     </w:r>

--- a/klagomål/A 19686-2026 FSC-klagomål.docx
+++ b/klagomål/A 19686-2026 FSC-klagomål.docx
@@ -1167,7 +1167,7 @@
     <w:r>
       <w:tab/>
       <w:tab/>
-      <w:t>2026-07-28</w:t>
+      <w:t>2026-07-29</w:t>
       <w:br/>
       <w:br/>
     </w:r>

--- a/klagomål/A 19686-2026 FSC-klagomål.docx
+++ b/klagomål/A 19686-2026 FSC-klagomål.docx
@@ -1167,7 +1167,7 @@
     <w:r>
       <w:tab/>
       <w:tab/>
-      <w:t>2026-07-29</w:t>
+      <w:t>2026-07-30</w:t>
       <w:br/>
       <w:br/>
     </w:r>

--- a/klagomål/A 19686-2026 FSC-klagomål.docx
+++ b/klagomål/A 19686-2026 FSC-klagomål.docx
@@ -1167,7 +1167,7 @@
     <w:r>
       <w:tab/>
       <w:tab/>
-      <w:t>2026-07-30</w:t>
+      <w:t>2026-07-31</w:t>
       <w:br/>
       <w:br/>
     </w:r>

--- a/klagomål/A 19686-2026 FSC-klagomål.docx
+++ b/klagomål/A 19686-2026 FSC-klagomål.docx
@@ -1167,7 +1167,7 @@
     <w:r>
       <w:tab/>
       <w:tab/>
-      <w:t>2026-07-31</w:t>
+      <w:t>2026-08-01</w:t>
       <w:br/>
       <w:br/>
     </w:r>

--- a/klagomål/A 19686-2026 FSC-klagomål.docx
+++ b/klagomål/A 19686-2026 FSC-klagomål.docx
@@ -1167,7 +1167,7 @@
     <w:r>
       <w:tab/>
       <w:tab/>
-      <w:t>2026-08-01</w:t>
+      <w:t>2026-08-02</w:t>
       <w:br/>
       <w:br/>
     </w:r>

--- a/klagomål/A 19686-2026 FSC-klagomål.docx
+++ b/klagomål/A 19686-2026 FSC-klagomål.docx
@@ -1167,7 +1167,7 @@
     <w:r>
       <w:tab/>
       <w:tab/>
-      <w:t>2026-08-02</w:t>
+      <w:t>2026-08-03</w:t>
       <w:br/>
       <w:br/>
     </w:r>

--- a/klagomål/A 19686-2026 FSC-klagomål.docx
+++ b/klagomål/A 19686-2026 FSC-klagomål.docx
@@ -1167,7 +1167,7 @@
     <w:r>
       <w:tab/>
       <w:tab/>
-      <w:t>2026-08-03</w:t>
+      <w:t>2026-08-05</w:t>
       <w:br/>
       <w:br/>
     </w:r>

--- a/klagomål/A 19686-2026 FSC-klagomål.docx
+++ b/klagomål/A 19686-2026 FSC-klagomål.docx
@@ -1167,7 +1167,7 @@
     <w:r>
       <w:tab/>
       <w:tab/>
-      <w:t>2026-08-05</w:t>
+      <w:t>2026-08-07</w:t>
       <w:br/>
       <w:br/>
     </w:r>

--- a/klagomål/A 19686-2026 FSC-klagomål.docx
+++ b/klagomål/A 19686-2026 FSC-klagomål.docx
@@ -1167,7 +1167,7 @@
     <w:r>
       <w:tab/>
       <w:tab/>
-      <w:t>2026-08-07</w:t>
+      <w:t>2026-08-08</w:t>
       <w:br/>
       <w:br/>
     </w:r>

--- a/klagomål/A 19686-2026 FSC-klagomål.docx
+++ b/klagomål/A 19686-2026 FSC-klagomål.docx
@@ -216,7 +216,7 @@
         <w:spacing w:after="240"/>
       </w:pPr>
       <w:r>
-        <w:t>Figur 1. Fyndplatser för naturvårdsarter i och inom 4 meter från avverkningsanmälan. Markörer utan svart kant är placerade på fyndplatsen. Markörer med svart kant är placerade vid sidan av fyndplatsen har ett svart streck som visar fyndplatsens exakta position. Kartans mittpunktskoordinat är N 6778408, E 455913 i SWEREF 99 TM.</w:t>
+        <w:t>Figur 1. Fyndplatser för naturvårdsarter i och inom 4 meter från avverkningsanmälan. Markörer utan svart kant är placerade på fyndplatsen. Markörer med svart kant är placerade vid sidan av fyndplatsen och har ett svart streck som visar fyndplatsens exakta position. Kartans mittpunktskoordinat är N 6778408, E 455913 i SWEREF 99 TM.</w:t>
       </w:r>
     </w:p>
     <w:p>
@@ -1167,7 +1167,7 @@
     <w:r>
       <w:tab/>
       <w:tab/>
-      <w:t>2026-08-14</w:t>
+      <w:t>2026-08-15</w:t>
       <w:br/>
       <w:br/>
     </w:r>

--- a/klagomål/A 19686-2026 FSC-klagomål.docx
+++ b/klagomål/A 19686-2026 FSC-klagomål.docx
@@ -1167,7 +1167,7 @@
     <w:r>
       <w:tab/>
       <w:tab/>
-      <w:t>2026-08-15</w:t>
+      <w:t>2026-08-16</w:t>
       <w:br/>
       <w:br/>
     </w:r>

--- a/klagomål/A 19686-2026 FSC-klagomål.docx
+++ b/klagomål/A 19686-2026 FSC-klagomål.docx
@@ -1167,7 +1167,7 @@
     <w:r>
       <w:tab/>
       <w:tab/>
-      <w:t>2026-08-16</w:t>
+      <w:t>2026-08-17</w:t>
       <w:br/>
       <w:br/>
     </w:r>

--- a/klagomål/A 19686-2026 FSC-klagomål.docx
+++ b/klagomål/A 19686-2026 FSC-klagomål.docx
@@ -1167,7 +1167,7 @@
     <w:r>
       <w:tab/>
       <w:tab/>
-      <w:t>2026-08-17</w:t>
+      <w:t>2026-08-18</w:t>
       <w:br/>
       <w:br/>
     </w:r>

--- a/klagomål/A 19686-2026 FSC-klagomål.docx
+++ b/klagomål/A 19686-2026 FSC-klagomål.docx
@@ -1167,7 +1167,7 @@
     <w:r>
       <w:tab/>
       <w:tab/>
-      <w:t>2026-08-18</w:t>
+      <w:t>2026-08-19</w:t>
       <w:br/>
       <w:br/>
     </w:r>

--- a/klagomål/A 19686-2026 FSC-klagomål.docx
+++ b/klagomål/A 19686-2026 FSC-klagomål.docx
@@ -1167,7 +1167,7 @@
     <w:r>
       <w:tab/>
       <w:tab/>
-      <w:t>2026-08-19</w:t>
+      <w:t>2026-08-20</w:t>
       <w:br/>
       <w:br/>
     </w:r>

--- a/klagomål/A 19686-2026 FSC-klagomål.docx
+++ b/klagomål/A 19686-2026 FSC-klagomål.docx
@@ -1167,7 +1167,7 @@
     <w:r>
       <w:tab/>
       <w:tab/>
-      <w:t>2026-08-20</w:t>
+      <w:t>2026-08-21</w:t>
       <w:br/>
       <w:br/>
     </w:r>

--- a/klagomål/A 19686-2026 FSC-klagomål.docx
+++ b/klagomål/A 19686-2026 FSC-klagomål.docx
@@ -1167,7 +1167,7 @@
     <w:r>
       <w:tab/>
       <w:tab/>
-      <w:t>2026-08-21</w:t>
+      <w:t>2026-08-22</w:t>
       <w:br/>
       <w:br/>
     </w:r>

--- a/klagomål/A 19686-2026 FSC-klagomål.docx
+++ b/klagomål/A 19686-2026 FSC-klagomål.docx
@@ -1167,7 +1167,7 @@
     <w:r>
       <w:tab/>
       <w:tab/>
-      <w:t>2026-08-22</w:t>
+      <w:t>2026-08-23</w:t>
       <w:br/>
       <w:br/>
     </w:r>

--- a/klagomål/A 19686-2026 FSC-klagomål.docx
+++ b/klagomål/A 19686-2026 FSC-klagomål.docx
@@ -1167,7 +1167,7 @@
     <w:r>
       <w:tab/>
       <w:tab/>
-      <w:t>2026-08-23</w:t>
+      <w:t>2026-08-24</w:t>
       <w:br/>
       <w:br/>
     </w:r>

--- a/klagomål/A 19686-2026 FSC-klagomål.docx
+++ b/klagomål/A 19686-2026 FSC-klagomål.docx
@@ -1167,7 +1167,7 @@
     <w:r>
       <w:tab/>
       <w:tab/>
-      <w:t>2026-08-24</w:t>
+      <w:t>2026-08-25</w:t>
       <w:br/>
       <w:br/>
     </w:r>

--- a/klagomål/A 19686-2026 FSC-klagomål.docx
+++ b/klagomål/A 19686-2026 FSC-klagomål.docx
@@ -1167,7 +1167,7 @@
     <w:r>
       <w:tab/>
       <w:tab/>
-      <w:t>2026-08-25</w:t>
+      <w:t>2026-08-26</w:t>
       <w:br/>
       <w:br/>
     </w:r>

--- a/klagomål/A 19686-2026 FSC-klagomål.docx
+++ b/klagomål/A 19686-2026 FSC-klagomål.docx
@@ -1167,7 +1167,7 @@
     <w:r>
       <w:tab/>
       <w:tab/>
-      <w:t>2026-08-26</w:t>
+      <w:t>2026-08-27</w:t>
       <w:br/>
       <w:br/>
     </w:r>

--- a/klagomål/A 19686-2026 FSC-klagomål.docx
+++ b/klagomål/A 19686-2026 FSC-klagomål.docx
@@ -1167,7 +1167,7 @@
     <w:r>
       <w:tab/>
       <w:tab/>
-      <w:t>2026-08-27</w:t>
+      <w:t>2026-08-28</w:t>
       <w:br/>
       <w:br/>
     </w:r>

--- a/klagomål/A 19686-2026 FSC-klagomål.docx
+++ b/klagomål/A 19686-2026 FSC-klagomål.docx
@@ -1167,7 +1167,7 @@
     <w:r>
       <w:tab/>
       <w:tab/>
-      <w:t>2026-08-28</w:t>
+      <w:t>2026-08-29</w:t>
       <w:br/>
       <w:br/>
     </w:r>

--- a/klagomål/A 19686-2026 FSC-klagomål.docx
+++ b/klagomål/A 19686-2026 FSC-klagomål.docx
@@ -1167,7 +1167,7 @@
     <w:r>
       <w:tab/>
       <w:tab/>
-      <w:t>2026-08-29</w:t>
+      <w:t>2026-08-31</w:t>
       <w:br/>
       <w:br/>
     </w:r>

--- a/klagomål/A 19686-2026 FSC-klagomål.docx
+++ b/klagomål/A 19686-2026 FSC-klagomål.docx
@@ -1167,7 +1167,7 @@
     <w:r>
       <w:tab/>
       <w:tab/>
-      <w:t>2026-08-31</w:t>
+      <w:t>2026-09-01</w:t>
       <w:br/>
       <w:br/>
     </w:r>

--- a/klagomål/A 19686-2026 FSC-klagomål.docx
+++ b/klagomål/A 19686-2026 FSC-klagomål.docx
@@ -1167,7 +1167,7 @@
     <w:r>
       <w:tab/>
       <w:tab/>
-      <w:t>2026-09-01</w:t>
+      <w:t>2026-09-02</w:t>
       <w:br/>
       <w:br/>
     </w:r>

--- a/klagomål/A 19686-2026 FSC-klagomål.docx
+++ b/klagomål/A 19686-2026 FSC-klagomål.docx
@@ -1167,7 +1167,7 @@
     <w:r>
       <w:tab/>
       <w:tab/>
-      <w:t>2026-09-02</w:t>
+      <w:t>2026-09-03</w:t>
       <w:br/>
       <w:br/>
     </w:r>

--- a/klagomål/A 19686-2026 FSC-klagomål.docx
+++ b/klagomål/A 19686-2026 FSC-klagomål.docx
@@ -1167,7 +1167,7 @@
     <w:r>
       <w:tab/>
       <w:tab/>
-      <w:t>2026-09-03</w:t>
+      <w:t>2026-09-04</w:t>
       <w:br/>
       <w:br/>
     </w:r>

--- a/klagomål/A 19686-2026 FSC-klagomål.docx
+++ b/klagomål/A 19686-2026 FSC-klagomål.docx
@@ -1167,7 +1167,7 @@
     <w:r>
       <w:tab/>
       <w:tab/>
-      <w:t>2026-09-04</w:t>
+      <w:t>2026-09-05</w:t>
       <w:br/>
       <w:br/>
     </w:r>

--- a/klagomål/A 19686-2026 FSC-klagomål.docx
+++ b/klagomål/A 19686-2026 FSC-klagomål.docx
@@ -1167,7 +1167,7 @@
     <w:r>
       <w:tab/>
       <w:tab/>
-      <w:t>2026-09-05</w:t>
+      <w:t>2026-09-06</w:t>
       <w:br/>
       <w:br/>
     </w:r>

--- a/klagomål/A 19686-2026 FSC-klagomål.docx
+++ b/klagomål/A 19686-2026 FSC-klagomål.docx
@@ -1167,7 +1167,7 @@
     <w:r>
       <w:tab/>
       <w:tab/>
-      <w:t>2026-09-06</w:t>
+      <w:t>2026-09-07</w:t>
       <w:br/>
       <w:br/>
     </w:r>

--- a/klagomål/A 19686-2026 FSC-klagomål.docx
+++ b/klagomål/A 19686-2026 FSC-klagomål.docx
@@ -1167,7 +1167,7 @@
     <w:r>
       <w:tab/>
       <w:tab/>
-      <w:t>2026-09-07</w:t>
+      <w:t>2026-09-08</w:t>
       <w:br/>
       <w:br/>
     </w:r>

--- a/klagomål/A 19686-2026 FSC-klagomål.docx
+++ b/klagomål/A 19686-2026 FSC-klagomål.docx
@@ -1167,7 +1167,7 @@
     <w:r>
       <w:tab/>
       <w:tab/>
-      <w:t>2026-09-08</w:t>
+      <w:t>2026-09-09</w:t>
       <w:br/>
       <w:br/>
     </w:r>

--- a/klagomål/A 19686-2026 FSC-klagomål.docx
+++ b/klagomål/A 19686-2026 FSC-klagomål.docx
@@ -1167,7 +1167,7 @@
     <w:r>
       <w:tab/>
       <w:tab/>
-      <w:t>2026-09-09</w:t>
+      <w:t>2026-09-10</w:t>
       <w:br/>
       <w:br/>
     </w:r>

--- a/klagomål/A 19686-2026 FSC-klagomål.docx
+++ b/klagomål/A 19686-2026 FSC-klagomål.docx
@@ -1167,7 +1167,7 @@
     <w:r>
       <w:tab/>
       <w:tab/>
-      <w:t>2026-09-10</w:t>
+      <w:t>2026-09-11</w:t>
       <w:br/>
       <w:br/>
     </w:r>

--- a/klagomål/A 19686-2026 FSC-klagomål.docx
+++ b/klagomål/A 19686-2026 FSC-klagomål.docx
@@ -1167,7 +1167,7 @@
     <w:r>
       <w:tab/>
       <w:tab/>
-      <w:t>2026-09-11</w:t>
+      <w:t>2026-09-12</w:t>
       <w:br/>
       <w:br/>
     </w:r>

--- a/klagomål/A 19686-2026 FSC-klagomål.docx
+++ b/klagomål/A 19686-2026 FSC-klagomål.docx
@@ -1167,7 +1167,7 @@
     <w:r>
       <w:tab/>
       <w:tab/>
-      <w:t>2026-09-12</w:t>
+      <w:t>2026-09-13</w:t>
       <w:br/>
       <w:br/>
     </w:r>
